--- a/backend-exhibits/Google My Drive & Share Drive to Google My Drive & Share Drive adv Inscope.docx
+++ b/backend-exhibits/Google My Drive & Share Drive to Google My Drive & Share Drive adv Inscope.docx
@@ -933,17 +933,12 @@
             <w:pPr>
               <w:ind w:right="30"/>
               <w:jc w:val="center"/>
-              <w:rPr>
-                <w:sz w:val="21"/>
-                <w:szCs w:val="21"/>
-              </w:rPr>
-            </w:pPr>
-            <w:r>
-              <w:rPr>
-                <w:rFonts w:ascii="Arial" w:eastAsia="Arial" w:hAnsi="Arial" w:cs="Arial"/>
-                <w:b/>
-                <w:sz w:val="21"/>
-                <w:szCs w:val="21"/>
+            </w:pPr>
+            <w:r>
+              <w:rPr>
+                <w:rFonts w:ascii="Arial" w:eastAsia="Arial" w:hAnsi="Arial" w:cs="Arial"/>
+                <w:b/>
+                <w:sz w:val="21"/>
               </w:rPr>
               <w:t>INCLUDED IN GOOGLE SHARED DRIVE TO GOOGLE SHARED DRIVE MIGRATION FEATURES</w:t>
             </w:r>
@@ -967,17 +962,12 @@
           <w:p>
             <w:pPr>
               <w:ind w:left="4"/>
-              <w:rPr>
-                <w:sz w:val="21"/>
-                <w:szCs w:val="21"/>
-              </w:rPr>
-            </w:pPr>
-            <w:r>
-              <w:rPr>
-                <w:rFonts w:ascii="Arial" w:eastAsia="Arial" w:hAnsi="Arial" w:cs="Arial"/>
-                <w:b/>
-                <w:sz w:val="21"/>
-                <w:szCs w:val="21"/>
+            </w:pPr>
+            <w:r>
+              <w:rPr>
+                <w:rFonts w:ascii="Arial" w:eastAsia="Arial" w:hAnsi="Arial" w:cs="Arial"/>
+                <w:b/>
+                <w:sz w:val="19"/>
               </w:rPr>
               <w:t>Preserving File/Folder structure</w:t>
             </w:r>
@@ -994,18 +984,11 @@
             </w:tcBorders>
           </w:tcPr>
           <w:p>
-            <w:pPr>
-              <w:rPr>
-                <w:sz w:val="21"/>
-                <w:szCs w:val="21"/>
-              </w:rPr>
-            </w:pPr>
             <w:proofErr w:type="spellStart"/>
             <w:r>
               <w:rPr>
                 <w:rFonts w:ascii="Arial" w:eastAsia="Arial" w:hAnsi="Arial" w:cs="Arial"/>
-                <w:sz w:val="21"/>
-                <w:szCs w:val="21"/>
+                <w:sz w:val="19"/>
               </w:rPr>
               <w:t>CloudFuze</w:t>
             </w:r>
@@ -1013,8 +996,7 @@
             <w:r>
               <w:rPr>
                 <w:rFonts w:ascii="Arial" w:eastAsia="Arial" w:hAnsi="Arial" w:cs="Arial"/>
-                <w:sz w:val="21"/>
-                <w:szCs w:val="21"/>
+                <w:sz w:val="19"/>
               </w:rPr>
               <w:t xml:space="preserve"> ensures the seamless migration of the data from the source cloud to destination, preserving the accuracy and integrity of the data structure.</w:t>
             </w:r>
@@ -1038,17 +1020,12 @@
           <w:p>
             <w:pPr>
               <w:ind w:left="4"/>
-              <w:rPr>
-                <w:sz w:val="21"/>
-                <w:szCs w:val="21"/>
-              </w:rPr>
-            </w:pPr>
-            <w:r>
-              <w:rPr>
-                <w:rFonts w:ascii="Arial" w:eastAsia="Arial" w:hAnsi="Arial" w:cs="Arial"/>
-                <w:b/>
-                <w:sz w:val="21"/>
-                <w:szCs w:val="21"/>
+            </w:pPr>
+            <w:r>
+              <w:rPr>
+                <w:rFonts w:ascii="Arial" w:eastAsia="Arial" w:hAnsi="Arial" w:cs="Arial"/>
+                <w:b/>
+                <w:sz w:val="19"/>
               </w:rPr>
               <w:t>Onetime</w:t>
             </w:r>
@@ -1066,17 +1043,10 @@
             <w:vAlign w:val="center"/>
           </w:tcPr>
           <w:p>
-            <w:pPr>
-              <w:rPr>
-                <w:sz w:val="21"/>
-                <w:szCs w:val="21"/>
-              </w:rPr>
-            </w:pPr>
-            <w:r>
-              <w:rPr>
-                <w:rFonts w:ascii="Arial" w:eastAsia="Arial" w:hAnsi="Arial" w:cs="Arial"/>
-                <w:sz w:val="21"/>
-                <w:szCs w:val="21"/>
+            <w:r>
+              <w:rPr>
+                <w:rFonts w:ascii="Arial" w:eastAsia="Arial" w:hAnsi="Arial" w:cs="Arial"/>
+                <w:sz w:val="19"/>
               </w:rPr>
               <w:t>The initial data migration from source to destination is considered as One-time migration.</w:t>
             </w:r>
@@ -1100,17 +1070,12 @@
           <w:p>
             <w:pPr>
               <w:ind w:left="4"/>
-              <w:rPr>
-                <w:sz w:val="21"/>
-                <w:szCs w:val="21"/>
-              </w:rPr>
-            </w:pPr>
-            <w:r>
-              <w:rPr>
-                <w:rFonts w:ascii="Arial" w:eastAsia="Arial" w:hAnsi="Arial" w:cs="Arial"/>
-                <w:b/>
-                <w:sz w:val="21"/>
-                <w:szCs w:val="21"/>
+            </w:pPr>
+            <w:r>
+              <w:rPr>
+                <w:rFonts w:ascii="Arial" w:eastAsia="Arial" w:hAnsi="Arial" w:cs="Arial"/>
+                <w:b/>
+                <w:sz w:val="19"/>
               </w:rPr>
               <w:t>Delta</w:t>
             </w:r>
@@ -1127,17 +1092,10 @@
             </w:tcBorders>
           </w:tcPr>
           <w:p>
-            <w:pPr>
-              <w:rPr>
-                <w:sz w:val="21"/>
-                <w:szCs w:val="21"/>
-              </w:rPr>
-            </w:pPr>
-            <w:r>
-              <w:rPr>
-                <w:rFonts w:ascii="Arial" w:eastAsia="Arial" w:hAnsi="Arial" w:cs="Arial"/>
-                <w:sz w:val="21"/>
-                <w:szCs w:val="21"/>
+            <w:r>
+              <w:rPr>
+                <w:rFonts w:ascii="Arial" w:eastAsia="Arial" w:hAnsi="Arial" w:cs="Arial"/>
+                <w:sz w:val="19"/>
               </w:rPr>
               <w:t>Migration of incremental changes made in source during the onetime migration.</w:t>
             </w:r>
@@ -1161,17 +1119,12 @@
           <w:p>
             <w:pPr>
               <w:ind w:left="4"/>
-              <w:rPr>
-                <w:sz w:val="21"/>
-                <w:szCs w:val="21"/>
-              </w:rPr>
-            </w:pPr>
-            <w:r>
-              <w:rPr>
-                <w:rFonts w:ascii="Arial" w:eastAsia="Arial" w:hAnsi="Arial" w:cs="Arial"/>
-                <w:b/>
-                <w:sz w:val="21"/>
-                <w:szCs w:val="21"/>
+            </w:pPr>
+            <w:r>
+              <w:rPr>
+                <w:rFonts w:ascii="Arial" w:eastAsia="Arial" w:hAnsi="Arial" w:cs="Arial"/>
+                <w:b/>
+                <w:sz w:val="19"/>
               </w:rPr>
               <w:t>Root Folder Permissions</w:t>
             </w:r>
@@ -1188,18 +1141,11 @@
             </w:tcBorders>
           </w:tcPr>
           <w:p>
-            <w:pPr>
-              <w:rPr>
-                <w:sz w:val="21"/>
-                <w:szCs w:val="21"/>
-              </w:rPr>
-            </w:pPr>
             <w:proofErr w:type="spellStart"/>
             <w:r>
               <w:rPr>
                 <w:rFonts w:ascii="Arial" w:eastAsia="Arial" w:hAnsi="Arial" w:cs="Arial"/>
-                <w:sz w:val="21"/>
-                <w:szCs w:val="21"/>
+                <w:sz w:val="19"/>
               </w:rPr>
               <w:t>CloudFuze</w:t>
             </w:r>
@@ -1207,8 +1153,7 @@
             <w:r>
               <w:rPr>
                 <w:rFonts w:ascii="Arial" w:eastAsia="Arial" w:hAnsi="Arial" w:cs="Arial"/>
-                <w:sz w:val="21"/>
-                <w:szCs w:val="21"/>
+                <w:sz w:val="19"/>
               </w:rPr>
               <w:t xml:space="preserve"> preserves all root folder permissions along with access levels.</w:t>
             </w:r>
@@ -1232,17 +1177,12 @@
           <w:p>
             <w:pPr>
               <w:ind w:left="4"/>
-              <w:rPr>
-                <w:sz w:val="21"/>
-                <w:szCs w:val="21"/>
-              </w:rPr>
-            </w:pPr>
-            <w:r>
-              <w:rPr>
-                <w:rFonts w:ascii="Arial" w:eastAsia="Arial" w:hAnsi="Arial" w:cs="Arial"/>
-                <w:b/>
-                <w:sz w:val="21"/>
-                <w:szCs w:val="21"/>
+            </w:pPr>
+            <w:r>
+              <w:rPr>
+                <w:rFonts w:ascii="Arial" w:eastAsia="Arial" w:hAnsi="Arial" w:cs="Arial"/>
+                <w:b/>
+                <w:sz w:val="19"/>
               </w:rPr>
               <w:t>Root File Permissions</w:t>
             </w:r>
@@ -1259,18 +1199,11 @@
             </w:tcBorders>
           </w:tcPr>
           <w:p>
-            <w:pPr>
-              <w:rPr>
-                <w:sz w:val="21"/>
-                <w:szCs w:val="21"/>
-              </w:rPr>
-            </w:pPr>
             <w:proofErr w:type="spellStart"/>
             <w:r>
               <w:rPr>
                 <w:rFonts w:ascii="Arial" w:eastAsia="Arial" w:hAnsi="Arial" w:cs="Arial"/>
-                <w:sz w:val="21"/>
-                <w:szCs w:val="21"/>
+                <w:sz w:val="19"/>
               </w:rPr>
               <w:t>CloudFuze</w:t>
             </w:r>
@@ -1278,8 +1211,7 @@
             <w:r>
               <w:rPr>
                 <w:rFonts w:ascii="Arial" w:eastAsia="Arial" w:hAnsi="Arial" w:cs="Arial"/>
-                <w:sz w:val="21"/>
-                <w:szCs w:val="21"/>
+                <w:sz w:val="19"/>
               </w:rPr>
               <w:t xml:space="preserve"> preserves all Root file permissions along with access levels.</w:t>
             </w:r>
@@ -1304,17 +1236,12 @@
           <w:p>
             <w:pPr>
               <w:ind w:left="4"/>
-              <w:rPr>
-                <w:sz w:val="21"/>
-                <w:szCs w:val="21"/>
-              </w:rPr>
-            </w:pPr>
-            <w:r>
-              <w:rPr>
-                <w:rFonts w:ascii="Arial" w:eastAsia="Arial" w:hAnsi="Arial" w:cs="Arial"/>
-                <w:b/>
-                <w:sz w:val="21"/>
-                <w:szCs w:val="21"/>
+            </w:pPr>
+            <w:r>
+              <w:rPr>
+                <w:rFonts w:ascii="Arial" w:eastAsia="Arial" w:hAnsi="Arial" w:cs="Arial"/>
+                <w:b/>
+                <w:sz w:val="19"/>
               </w:rPr>
               <w:t>Sub-folder permissions</w:t>
             </w:r>
@@ -1332,18 +1259,11 @@
             <w:vAlign w:val="center"/>
           </w:tcPr>
           <w:p>
-            <w:pPr>
-              <w:rPr>
-                <w:sz w:val="21"/>
-                <w:szCs w:val="21"/>
-              </w:rPr>
-            </w:pPr>
             <w:proofErr w:type="spellStart"/>
             <w:r>
               <w:rPr>
                 <w:rFonts w:ascii="Arial" w:eastAsia="Arial" w:hAnsi="Arial" w:cs="Arial"/>
-                <w:sz w:val="21"/>
-                <w:szCs w:val="21"/>
+                <w:sz w:val="19"/>
               </w:rPr>
               <w:t>CloudFuze</w:t>
             </w:r>
@@ -1351,8 +1271,7 @@
             <w:r>
               <w:rPr>
                 <w:rFonts w:ascii="Arial" w:eastAsia="Arial" w:hAnsi="Arial" w:cs="Arial"/>
-                <w:sz w:val="21"/>
-                <w:szCs w:val="21"/>
+                <w:sz w:val="19"/>
               </w:rPr>
               <w:t xml:space="preserve"> preserves all subfolder permissions along with access levels.</w:t>
             </w:r>
@@ -1376,17 +1295,12 @@
           <w:p>
             <w:pPr>
               <w:ind w:left="4"/>
-              <w:rPr>
-                <w:sz w:val="21"/>
-                <w:szCs w:val="21"/>
-              </w:rPr>
-            </w:pPr>
-            <w:r>
-              <w:rPr>
-                <w:rFonts w:ascii="Arial" w:eastAsia="Arial" w:hAnsi="Arial" w:cs="Arial"/>
-                <w:b/>
-                <w:sz w:val="21"/>
-                <w:szCs w:val="21"/>
+            </w:pPr>
+            <w:r>
+              <w:rPr>
+                <w:rFonts w:ascii="Arial" w:eastAsia="Arial" w:hAnsi="Arial" w:cs="Arial"/>
+                <w:b/>
+                <w:sz w:val="19"/>
               </w:rPr>
               <w:t>External Shares</w:t>
             </w:r>
@@ -1403,18 +1317,11 @@
             </w:tcBorders>
           </w:tcPr>
           <w:p>
-            <w:pPr>
-              <w:rPr>
-                <w:sz w:val="21"/>
-                <w:szCs w:val="21"/>
-              </w:rPr>
-            </w:pPr>
             <w:proofErr w:type="spellStart"/>
             <w:r>
               <w:rPr>
                 <w:rFonts w:ascii="Arial" w:eastAsia="Arial" w:hAnsi="Arial" w:cs="Arial"/>
-                <w:sz w:val="21"/>
-                <w:szCs w:val="21"/>
+                <w:sz w:val="19"/>
               </w:rPr>
               <w:t>CloudFuze</w:t>
             </w:r>
@@ -1422,8 +1329,7 @@
             <w:r>
               <w:rPr>
                 <w:rFonts w:ascii="Arial" w:eastAsia="Arial" w:hAnsi="Arial" w:cs="Arial"/>
-                <w:sz w:val="21"/>
-                <w:szCs w:val="21"/>
+                <w:sz w:val="19"/>
               </w:rPr>
               <w:t xml:space="preserve"> can migrate external permissions (Files/Folders shared with people of outside organizations) of files/folders to the destination along with access levels.</w:t>
             </w:r>
@@ -1447,17 +1353,12 @@
           <w:p>
             <w:pPr>
               <w:ind w:left="4"/>
-              <w:rPr>
-                <w:sz w:val="21"/>
-                <w:szCs w:val="21"/>
-              </w:rPr>
-            </w:pPr>
-            <w:r>
-              <w:rPr>
-                <w:rFonts w:ascii="Arial" w:eastAsia="Arial" w:hAnsi="Arial" w:cs="Arial"/>
-                <w:b/>
-                <w:sz w:val="21"/>
-                <w:szCs w:val="21"/>
+            </w:pPr>
+            <w:r>
+              <w:rPr>
+                <w:rFonts w:ascii="Arial" w:eastAsia="Arial" w:hAnsi="Arial" w:cs="Arial"/>
+                <w:b/>
+                <w:sz w:val="19"/>
               </w:rPr>
               <w:t>Metadata</w:t>
             </w:r>
@@ -1475,17 +1376,10 @@
             <w:vAlign w:val="center"/>
           </w:tcPr>
           <w:p>
-            <w:pPr>
-              <w:rPr>
-                <w:sz w:val="21"/>
-                <w:szCs w:val="21"/>
-              </w:rPr>
-            </w:pPr>
-            <w:r>
-              <w:rPr>
-                <w:rFonts w:ascii="Arial" w:eastAsia="Arial" w:hAnsi="Arial" w:cs="Arial"/>
-                <w:sz w:val="21"/>
-                <w:szCs w:val="21"/>
+            <w:r>
+              <w:rPr>
+                <w:rFonts w:ascii="Arial" w:eastAsia="Arial" w:hAnsi="Arial" w:cs="Arial"/>
+                <w:sz w:val="19"/>
               </w:rPr>
               <w:t>Maintaining the original timestamps, including creation and modification dates and times, when transferring data to the destination cloud.</w:t>
             </w:r>
@@ -1509,17 +1403,12 @@
           <w:p>
             <w:pPr>
               <w:ind w:left="4"/>
-              <w:rPr>
-                <w:sz w:val="21"/>
-                <w:szCs w:val="21"/>
-              </w:rPr>
-            </w:pPr>
-            <w:r>
-              <w:rPr>
-                <w:rFonts w:ascii="Arial" w:eastAsia="Arial" w:hAnsi="Arial" w:cs="Arial"/>
-                <w:b/>
-                <w:sz w:val="21"/>
-                <w:szCs w:val="21"/>
+            </w:pPr>
+            <w:r>
+              <w:rPr>
+                <w:rFonts w:ascii="Arial" w:eastAsia="Arial" w:hAnsi="Arial" w:cs="Arial"/>
+                <w:b/>
+                <w:sz w:val="19"/>
               </w:rPr>
               <w:t>Version History</w:t>
             </w:r>
@@ -1536,17 +1425,10 @@
             </w:tcBorders>
           </w:tcPr>
           <w:p>
-            <w:pPr>
-              <w:rPr>
-                <w:sz w:val="21"/>
-                <w:szCs w:val="21"/>
-              </w:rPr>
-            </w:pPr>
-            <w:r>
-              <w:rPr>
-                <w:rFonts w:ascii="Arial" w:eastAsia="Arial" w:hAnsi="Arial" w:cs="Arial"/>
-                <w:sz w:val="21"/>
-                <w:szCs w:val="21"/>
+            <w:r>
+              <w:rPr>
+                <w:rFonts w:ascii="Arial" w:eastAsia="Arial" w:hAnsi="Arial" w:cs="Arial"/>
+                <w:sz w:val="19"/>
               </w:rPr>
               <w:t>Migration of all file versions from source to destination.</w:t>
             </w:r>
@@ -1570,17 +1452,12 @@
           <w:p>
             <w:pPr>
               <w:ind w:left="4"/>
-              <w:rPr>
-                <w:sz w:val="21"/>
-                <w:szCs w:val="21"/>
-              </w:rPr>
-            </w:pPr>
-            <w:r>
-              <w:rPr>
-                <w:rFonts w:ascii="Arial" w:eastAsia="Arial" w:hAnsi="Arial" w:cs="Arial"/>
-                <w:b/>
-                <w:sz w:val="21"/>
-                <w:szCs w:val="21"/>
+            </w:pPr>
+            <w:r>
+              <w:rPr>
+                <w:rFonts w:ascii="Arial" w:eastAsia="Arial" w:hAnsi="Arial" w:cs="Arial"/>
+                <w:b/>
+                <w:sz w:val="19"/>
               </w:rPr>
               <w:t>Selective Versions</w:t>
             </w:r>
@@ -1597,17 +1474,10 @@
             </w:tcBorders>
           </w:tcPr>
           <w:p>
-            <w:pPr>
-              <w:rPr>
-                <w:sz w:val="21"/>
-                <w:szCs w:val="21"/>
-              </w:rPr>
-            </w:pPr>
-            <w:r>
-              <w:rPr>
-                <w:rFonts w:ascii="Arial" w:eastAsia="Arial" w:hAnsi="Arial" w:cs="Arial"/>
-                <w:sz w:val="21"/>
-                <w:szCs w:val="21"/>
+            <w:r>
+              <w:rPr>
+                <w:rFonts w:ascii="Arial" w:eastAsia="Arial" w:hAnsi="Arial" w:cs="Arial"/>
+                <w:sz w:val="19"/>
               </w:rPr>
               <w:t>Migration of selective versions of files from source to destination. If we opt for five, the last five versions will get migrates to the destination.</w:t>
             </w:r>
@@ -1631,17 +1501,12 @@
           <w:p>
             <w:pPr>
               <w:ind w:left="4"/>
-              <w:rPr>
-                <w:sz w:val="21"/>
-                <w:szCs w:val="21"/>
-              </w:rPr>
-            </w:pPr>
-            <w:r>
-              <w:rPr>
-                <w:rFonts w:ascii="Arial" w:eastAsia="Arial" w:hAnsi="Arial" w:cs="Arial"/>
-                <w:b/>
-                <w:sz w:val="21"/>
-                <w:szCs w:val="21"/>
+            </w:pPr>
+            <w:r>
+              <w:rPr>
+                <w:rFonts w:ascii="Arial" w:eastAsia="Arial" w:hAnsi="Arial" w:cs="Arial"/>
+                <w:b/>
+                <w:sz w:val="19"/>
               </w:rPr>
               <w:t>Special Characters Replacement</w:t>
             </w:r>
@@ -1658,17 +1523,10 @@
             </w:tcBorders>
           </w:tcPr>
           <w:p>
-            <w:pPr>
-              <w:rPr>
-                <w:sz w:val="21"/>
-                <w:szCs w:val="21"/>
-              </w:rPr>
-            </w:pPr>
-            <w:r>
-              <w:rPr>
-                <w:rFonts w:ascii="Arial" w:eastAsia="Arial" w:hAnsi="Arial" w:cs="Arial"/>
-                <w:sz w:val="21"/>
-                <w:szCs w:val="21"/>
+            <w:r>
+              <w:rPr>
+                <w:rFonts w:ascii="Arial" w:eastAsia="Arial" w:hAnsi="Arial" w:cs="Arial"/>
+                <w:sz w:val="19"/>
               </w:rPr>
               <w:t>Special characters not supported by the destination cloud will be automatically replaced with underscores (_) or hyphens (-). This ensures that the integrity of the data is maintained during the migration process.</w:t>
             </w:r>
@@ -1692,17 +1550,12 @@
           <w:p>
             <w:pPr>
               <w:ind w:left="4"/>
-              <w:rPr>
-                <w:sz w:val="21"/>
-                <w:szCs w:val="21"/>
-              </w:rPr>
-            </w:pPr>
-            <w:r>
-              <w:rPr>
-                <w:rFonts w:ascii="Arial" w:eastAsia="Arial" w:hAnsi="Arial" w:cs="Arial"/>
-                <w:b/>
-                <w:sz w:val="21"/>
-                <w:szCs w:val="21"/>
+            </w:pPr>
+            <w:r>
+              <w:rPr>
+                <w:rFonts w:ascii="Arial" w:eastAsia="Arial" w:hAnsi="Arial" w:cs="Arial"/>
+                <w:b/>
+                <w:sz w:val="19"/>
               </w:rPr>
               <w:t>Long-File/folder path</w:t>
             </w:r>
@@ -1720,17 +1573,10 @@
             <w:vAlign w:val="center"/>
           </w:tcPr>
           <w:p>
-            <w:pPr>
-              <w:rPr>
-                <w:sz w:val="21"/>
-                <w:szCs w:val="21"/>
-              </w:rPr>
-            </w:pPr>
-            <w:r>
-              <w:rPr>
-                <w:rFonts w:ascii="Arial" w:eastAsia="Arial" w:hAnsi="Arial" w:cs="Arial"/>
-                <w:sz w:val="21"/>
-                <w:szCs w:val="21"/>
+            <w:r>
+              <w:rPr>
+                <w:rFonts w:ascii="Arial" w:eastAsia="Arial" w:hAnsi="Arial" w:cs="Arial"/>
+                <w:sz w:val="19"/>
               </w:rPr>
               <w:t>If the destination cloud has a long folder path limitation, the system automatically adjusts the destination's path as per the limitation.</w:t>
             </w:r>
@@ -1754,17 +1600,12 @@
           <w:p>
             <w:pPr>
               <w:ind w:left="4"/>
-              <w:rPr>
-                <w:sz w:val="21"/>
-                <w:szCs w:val="21"/>
-              </w:rPr>
-            </w:pPr>
-            <w:r>
-              <w:rPr>
-                <w:rFonts w:ascii="Arial" w:eastAsia="Arial" w:hAnsi="Arial" w:cs="Arial"/>
-                <w:b/>
-                <w:sz w:val="21"/>
-                <w:szCs w:val="21"/>
+            </w:pPr>
+            <w:r>
+              <w:rPr>
+                <w:rFonts w:ascii="Arial" w:eastAsia="Arial" w:hAnsi="Arial" w:cs="Arial"/>
+                <w:b/>
+                <w:sz w:val="19"/>
               </w:rPr>
               <w:t>Auto-Retry</w:t>
             </w:r>
@@ -1781,17 +1622,10 @@
             </w:tcBorders>
           </w:tcPr>
           <w:p>
-            <w:pPr>
-              <w:rPr>
-                <w:sz w:val="21"/>
-                <w:szCs w:val="21"/>
-              </w:rPr>
-            </w:pPr>
-            <w:r>
-              <w:rPr>
-                <w:rFonts w:ascii="Arial" w:eastAsia="Arial" w:hAnsi="Arial" w:cs="Arial"/>
-                <w:sz w:val="21"/>
-                <w:szCs w:val="21"/>
+            <w:r>
+              <w:rPr>
+                <w:rFonts w:ascii="Arial" w:eastAsia="Arial" w:hAnsi="Arial" w:cs="Arial"/>
+                <w:sz w:val="19"/>
               </w:rPr>
               <w:t>The system will automatically prevent the generation of email notifications for collaborations on folders/files originating from the destination cloud.</w:t>
             </w:r>
@@ -1815,17 +1649,12 @@
           <w:p>
             <w:pPr>
               <w:ind w:left="4"/>
-              <w:rPr>
-                <w:sz w:val="21"/>
-                <w:szCs w:val="21"/>
-              </w:rPr>
-            </w:pPr>
-            <w:r>
-              <w:rPr>
-                <w:rFonts w:ascii="Arial" w:eastAsia="Arial" w:hAnsi="Arial" w:cs="Arial"/>
-                <w:b/>
-                <w:sz w:val="21"/>
-                <w:szCs w:val="21"/>
+            </w:pPr>
+            <w:r>
+              <w:rPr>
+                <w:rFonts w:ascii="Arial" w:eastAsia="Arial" w:hAnsi="Arial" w:cs="Arial"/>
+                <w:b/>
+                <w:sz w:val="19"/>
               </w:rPr>
               <w:t>Suppress email notifications</w:t>
             </w:r>
@@ -1843,17 +1672,10 @@
             <w:vAlign w:val="center"/>
           </w:tcPr>
           <w:p>
-            <w:pPr>
-              <w:rPr>
-                <w:sz w:val="21"/>
-                <w:szCs w:val="21"/>
-              </w:rPr>
-            </w:pPr>
-            <w:r>
-              <w:rPr>
-                <w:rFonts w:ascii="Arial" w:eastAsia="Arial" w:hAnsi="Arial" w:cs="Arial"/>
-                <w:sz w:val="21"/>
-                <w:szCs w:val="21"/>
+            <w:r>
+              <w:rPr>
+                <w:rFonts w:ascii="Arial" w:eastAsia="Arial" w:hAnsi="Arial" w:cs="Arial"/>
+                <w:sz w:val="19"/>
               </w:rPr>
               <w:t>The system will automatically prevent the generation of email notifications for collaborations on folders/files originating from the destination cloud.</w:t>
             </w:r>
@@ -1877,17 +1699,12 @@
           <w:p>
             <w:pPr>
               <w:ind w:left="4"/>
-              <w:rPr>
-                <w:sz w:val="21"/>
-                <w:szCs w:val="21"/>
-              </w:rPr>
-            </w:pPr>
-            <w:r>
-              <w:rPr>
-                <w:rFonts w:ascii="Arial" w:eastAsia="Arial" w:hAnsi="Arial" w:cs="Arial"/>
-                <w:b/>
-                <w:sz w:val="21"/>
-                <w:szCs w:val="21"/>
+            </w:pPr>
+            <w:r>
+              <w:rPr>
+                <w:rFonts w:ascii="Arial" w:eastAsia="Arial" w:hAnsi="Arial" w:cs="Arial"/>
+                <w:b/>
+                <w:sz w:val="19"/>
               </w:rPr>
               <w:lastRenderedPageBreak/>
               <w:t>Embedded Links</w:t>
@@ -1905,17 +1722,10 @@
             </w:tcBorders>
           </w:tcPr>
           <w:p>
-            <w:pPr>
-              <w:rPr>
-                <w:sz w:val="21"/>
-                <w:szCs w:val="21"/>
-              </w:rPr>
-            </w:pPr>
-            <w:r>
-              <w:rPr>
-                <w:rFonts w:ascii="Arial" w:eastAsia="Arial" w:hAnsi="Arial" w:cs="Arial"/>
-                <w:sz w:val="21"/>
-                <w:szCs w:val="21"/>
+            <w:r>
+              <w:rPr>
+                <w:rFonts w:ascii="Arial" w:eastAsia="Arial" w:hAnsi="Arial" w:cs="Arial"/>
+                <w:sz w:val="19"/>
               </w:rPr>
               <w:t>The system retains the addresses of links present within a file, which point to other files in the cloud. These links' addresses will be transformed into appropriate destination formats during Migration.</w:t>
             </w:r>

--- a/backend-exhibits/Google My Drive & Share Drive to Google My Drive & Share Drive adv Inscope.docx
+++ b/backend-exhibits/Google My Drive & Share Drive to Google My Drive & Share Drive adv Inscope.docx
@@ -47,7 +47,7 @@
             </w:pPr>
             <w:r>
               <w:rPr>
-                <w:rFonts w:ascii="Arial" w:eastAsia="Arial" w:hAnsi="Arial" w:cs="Arial"/>
+                <w:rFonts w:ascii="Arial" w:hAnsi="Arial" w:cs="Arial" w:eastAsia="Arial"/>
                 <w:b/>
                 <w:sz w:val="21"/>
               </w:rPr>
@@ -56,7 +56,7 @@
             <w:proofErr w:type="spellStart"/>
             <w:r>
               <w:rPr>
-                <w:rFonts w:ascii="Arial" w:eastAsia="Arial" w:hAnsi="Arial" w:cs="Arial"/>
+                <w:rFonts w:ascii="Arial" w:hAnsi="Arial" w:cs="Arial" w:eastAsia="Arial"/>
                 <w:b/>
                 <w:sz w:val="21"/>
               </w:rPr>
@@ -65,7 +65,7 @@
             <w:proofErr w:type="spellEnd"/>
             <w:r>
               <w:rPr>
-                <w:rFonts w:ascii="Arial" w:eastAsia="Arial" w:hAnsi="Arial" w:cs="Arial"/>
+                <w:rFonts w:ascii="Arial" w:hAnsi="Arial" w:cs="Arial" w:eastAsia="Arial"/>
                 <w:b/>
                 <w:sz w:val="21"/>
               </w:rPr>
@@ -74,7 +74,7 @@
             <w:proofErr w:type="spellStart"/>
             <w:r>
               <w:rPr>
-                <w:rFonts w:ascii="Arial" w:eastAsia="Arial" w:hAnsi="Arial" w:cs="Arial"/>
+                <w:rFonts w:ascii="Arial" w:hAnsi="Arial" w:cs="Arial" w:eastAsia="Arial"/>
                 <w:b/>
                 <w:sz w:val="21"/>
               </w:rPr>
@@ -83,7 +83,7 @@
             <w:proofErr w:type="spellEnd"/>
             <w:r>
               <w:rPr>
-                <w:rFonts w:ascii="Arial" w:eastAsia="Arial" w:hAnsi="Arial" w:cs="Arial"/>
+                <w:rFonts w:ascii="Arial" w:hAnsi="Arial" w:cs="Arial" w:eastAsia="Arial"/>
                 <w:b/>
                 <w:sz w:val="21"/>
               </w:rPr>
@@ -109,7 +109,7 @@
           <w:p>
             <w:r>
               <w:rPr>
-                <w:rFonts w:ascii="Arial" w:eastAsia="Arial" w:hAnsi="Arial" w:cs="Arial"/>
+                <w:rFonts w:ascii="Arial" w:hAnsi="Arial" w:cs="Arial" w:eastAsia="Arial"/>
                 <w:b/>
                 <w:sz w:val="21"/>
               </w:rPr>
@@ -134,7 +134,7 @@
             <w:proofErr w:type="spellStart"/>
             <w:r>
               <w:rPr>
-                <w:rFonts w:ascii="Arial" w:eastAsia="Arial" w:hAnsi="Arial" w:cs="Arial"/>
+                <w:rFonts w:ascii="Arial" w:hAnsi="Arial" w:cs="Arial" w:eastAsia="Arial"/>
                 <w:sz w:val="21"/>
               </w:rPr>
               <w:t>CloudFuze</w:t>
@@ -142,7 +142,7 @@
             <w:proofErr w:type="spellEnd"/>
             <w:r>
               <w:rPr>
-                <w:rFonts w:ascii="Arial" w:eastAsia="Arial" w:hAnsi="Arial" w:cs="Arial"/>
+                <w:rFonts w:ascii="Arial" w:hAnsi="Arial" w:cs="Arial" w:eastAsia="Arial"/>
                 <w:sz w:val="21"/>
               </w:rPr>
               <w:t xml:space="preserve"> ensures the seamless migration of the data from the source cloud to destination, preserving the accuracy and integrity of the data structure.</w:t>
@@ -167,7 +167,7 @@
           <w:p>
             <w:r>
               <w:rPr>
-                <w:rFonts w:ascii="Arial" w:eastAsia="Arial" w:hAnsi="Arial" w:cs="Arial"/>
+                <w:rFonts w:ascii="Arial" w:hAnsi="Arial" w:cs="Arial" w:eastAsia="Arial"/>
                 <w:b/>
                 <w:sz w:val="21"/>
               </w:rPr>
@@ -191,7 +191,7 @@
             </w:pPr>
             <w:r>
               <w:rPr>
-                <w:rFonts w:ascii="Arial" w:eastAsia="Arial" w:hAnsi="Arial" w:cs="Arial"/>
+                <w:rFonts w:ascii="Arial" w:hAnsi="Arial" w:cs="Arial" w:eastAsia="Arial"/>
                 <w:sz w:val="21"/>
               </w:rPr>
               <w:t>The initial data migration from source to destination is considered as One-time migration.</w:t>
@@ -216,7 +216,7 @@
           <w:p>
             <w:r>
               <w:rPr>
-                <w:rFonts w:ascii="Arial" w:eastAsia="Arial" w:hAnsi="Arial" w:cs="Arial"/>
+                <w:rFonts w:ascii="Arial" w:hAnsi="Arial" w:cs="Arial" w:eastAsia="Arial"/>
                 <w:b/>
                 <w:sz w:val="21"/>
               </w:rPr>
@@ -240,7 +240,7 @@
             </w:pPr>
             <w:r>
               <w:rPr>
-                <w:rFonts w:ascii="Arial" w:eastAsia="Arial" w:hAnsi="Arial" w:cs="Arial"/>
+                <w:rFonts w:ascii="Arial" w:hAnsi="Arial" w:cs="Arial" w:eastAsia="Arial"/>
                 <w:sz w:val="21"/>
               </w:rPr>
               <w:t>Migration of incremental changes made in source during the onetime migration.</w:t>
@@ -265,7 +265,7 @@
           <w:p>
             <w:r>
               <w:rPr>
-                <w:rFonts w:ascii="Arial" w:eastAsia="Arial" w:hAnsi="Arial" w:cs="Arial"/>
+                <w:rFonts w:ascii="Arial" w:hAnsi="Arial" w:cs="Arial" w:eastAsia="Arial"/>
                 <w:b/>
                 <w:sz w:val="21"/>
               </w:rPr>
@@ -290,7 +290,7 @@
             <w:proofErr w:type="spellStart"/>
             <w:r>
               <w:rPr>
-                <w:rFonts w:ascii="Arial" w:eastAsia="Arial" w:hAnsi="Arial" w:cs="Arial"/>
+                <w:rFonts w:ascii="Arial" w:hAnsi="Arial" w:cs="Arial" w:eastAsia="Arial"/>
                 <w:sz w:val="21"/>
               </w:rPr>
               <w:t>CloudFuze</w:t>
@@ -298,7 +298,7 @@
             <w:proofErr w:type="spellEnd"/>
             <w:r>
               <w:rPr>
-                <w:rFonts w:ascii="Arial" w:eastAsia="Arial" w:hAnsi="Arial" w:cs="Arial"/>
+                <w:rFonts w:ascii="Arial" w:hAnsi="Arial" w:cs="Arial" w:eastAsia="Arial"/>
                 <w:sz w:val="21"/>
               </w:rPr>
               <w:t xml:space="preserve"> preserves all root folder permissions along with access levels.</w:t>
@@ -323,7 +323,7 @@
           <w:p>
             <w:r>
               <w:rPr>
-                <w:rFonts w:ascii="Arial" w:eastAsia="Arial" w:hAnsi="Arial" w:cs="Arial"/>
+                <w:rFonts w:ascii="Arial" w:hAnsi="Arial" w:cs="Arial" w:eastAsia="Arial"/>
                 <w:b/>
                 <w:sz w:val="21"/>
               </w:rPr>
@@ -349,7 +349,7 @@
             <w:proofErr w:type="spellStart"/>
             <w:r>
               <w:rPr>
-                <w:rFonts w:ascii="Arial" w:eastAsia="Arial" w:hAnsi="Arial" w:cs="Arial"/>
+                <w:rFonts w:ascii="Arial" w:hAnsi="Arial" w:cs="Arial" w:eastAsia="Arial"/>
                 <w:sz w:val="21"/>
               </w:rPr>
               <w:t>CloudFuze</w:t>
@@ -357,7 +357,7 @@
             <w:proofErr w:type="spellEnd"/>
             <w:r>
               <w:rPr>
-                <w:rFonts w:ascii="Arial" w:eastAsia="Arial" w:hAnsi="Arial" w:cs="Arial"/>
+                <w:rFonts w:ascii="Arial" w:hAnsi="Arial" w:cs="Arial" w:eastAsia="Arial"/>
                 <w:sz w:val="21"/>
               </w:rPr>
               <w:t xml:space="preserve"> preserves all Root file permissions along with access levels.</w:t>
@@ -382,7 +382,7 @@
           <w:p>
             <w:r>
               <w:rPr>
-                <w:rFonts w:ascii="Arial" w:eastAsia="Arial" w:hAnsi="Arial" w:cs="Arial"/>
+                <w:rFonts w:ascii="Arial" w:hAnsi="Arial" w:cs="Arial" w:eastAsia="Arial"/>
                 <w:b/>
                 <w:sz w:val="21"/>
               </w:rPr>
@@ -407,7 +407,7 @@
             <w:proofErr w:type="spellStart"/>
             <w:r>
               <w:rPr>
-                <w:rFonts w:ascii="Arial" w:eastAsia="Arial" w:hAnsi="Arial" w:cs="Arial"/>
+                <w:rFonts w:ascii="Arial" w:hAnsi="Arial" w:cs="Arial" w:eastAsia="Arial"/>
                 <w:sz w:val="21"/>
               </w:rPr>
               <w:t>CloudFuze</w:t>
@@ -415,7 +415,7 @@
             <w:proofErr w:type="spellEnd"/>
             <w:r>
               <w:rPr>
-                <w:rFonts w:ascii="Arial" w:eastAsia="Arial" w:hAnsi="Arial" w:cs="Arial"/>
+                <w:rFonts w:ascii="Arial" w:hAnsi="Arial" w:cs="Arial" w:eastAsia="Arial"/>
                 <w:sz w:val="21"/>
               </w:rPr>
               <w:t xml:space="preserve"> preserves all subfolder permissions along with access levels.</w:t>
@@ -440,7 +440,7 @@
           <w:p>
             <w:r>
               <w:rPr>
-                <w:rFonts w:ascii="Arial" w:eastAsia="Arial" w:hAnsi="Arial" w:cs="Arial"/>
+                <w:rFonts w:ascii="Arial" w:hAnsi="Arial" w:cs="Arial" w:eastAsia="Arial"/>
                 <w:b/>
                 <w:sz w:val="21"/>
               </w:rPr>
@@ -465,7 +465,7 @@
             <w:proofErr w:type="spellStart"/>
             <w:r>
               <w:rPr>
-                <w:rFonts w:ascii="Arial" w:eastAsia="Arial" w:hAnsi="Arial" w:cs="Arial"/>
+                <w:rFonts w:ascii="Arial" w:hAnsi="Arial" w:cs="Arial" w:eastAsia="Arial"/>
                 <w:sz w:val="21"/>
               </w:rPr>
               <w:t>CloudFuze</w:t>
@@ -473,7 +473,7 @@
             <w:proofErr w:type="spellEnd"/>
             <w:r>
               <w:rPr>
-                <w:rFonts w:ascii="Arial" w:eastAsia="Arial" w:hAnsi="Arial" w:cs="Arial"/>
+                <w:rFonts w:ascii="Arial" w:hAnsi="Arial" w:cs="Arial" w:eastAsia="Arial"/>
                 <w:sz w:val="21"/>
               </w:rPr>
               <w:t xml:space="preserve"> can migrate external permissions (Files/Folders shared with people of outside organizations) of files/folders to the destination along with access levels.</w:t>
@@ -498,7 +498,7 @@
           <w:p>
             <w:r>
               <w:rPr>
-                <w:rFonts w:ascii="Arial" w:eastAsia="Arial" w:hAnsi="Arial" w:cs="Arial"/>
+                <w:rFonts w:ascii="Arial" w:hAnsi="Arial" w:cs="Arial" w:eastAsia="Arial"/>
                 <w:b/>
                 <w:sz w:val="21"/>
               </w:rPr>
@@ -522,7 +522,7 @@
             </w:pPr>
             <w:r>
               <w:rPr>
-                <w:rFonts w:ascii="Arial" w:eastAsia="Arial" w:hAnsi="Arial" w:cs="Arial"/>
+                <w:rFonts w:ascii="Arial" w:hAnsi="Arial" w:cs="Arial" w:eastAsia="Arial"/>
                 <w:sz w:val="21"/>
               </w:rPr>
               <w:t>Maintaining the original timestamps, including creation and modification dates and times, when transferring data to the destination cloud.</w:t>
@@ -547,7 +547,7 @@
           <w:p>
             <w:r>
               <w:rPr>
-                <w:rFonts w:ascii="Arial" w:eastAsia="Arial" w:hAnsi="Arial" w:cs="Arial"/>
+                <w:rFonts w:ascii="Arial" w:hAnsi="Arial" w:cs="Arial" w:eastAsia="Arial"/>
                 <w:b/>
                 <w:sz w:val="21"/>
               </w:rPr>
@@ -571,7 +571,7 @@
             </w:pPr>
             <w:r>
               <w:rPr>
-                <w:rFonts w:ascii="Arial" w:eastAsia="Arial" w:hAnsi="Arial" w:cs="Arial"/>
+                <w:rFonts w:ascii="Arial" w:hAnsi="Arial" w:cs="Arial" w:eastAsia="Arial"/>
                 <w:sz w:val="21"/>
               </w:rPr>
               <w:t>Special characters not supported by the destination cloud will be automatically replaced with underscores (_) or hyphens (-). This ensures that the integrity of the data is maintained during the migration process.</w:t>
@@ -596,7 +596,7 @@
           <w:p>
             <w:r>
               <w:rPr>
-                <w:rFonts w:ascii="Arial" w:eastAsia="Arial" w:hAnsi="Arial" w:cs="Arial"/>
+                <w:rFonts w:ascii="Arial" w:hAnsi="Arial" w:cs="Arial" w:eastAsia="Arial"/>
                 <w:b/>
                 <w:sz w:val="21"/>
               </w:rPr>
@@ -620,7 +620,7 @@
             </w:pPr>
             <w:r>
               <w:rPr>
-                <w:rFonts w:ascii="Arial" w:eastAsia="Arial" w:hAnsi="Arial" w:cs="Arial"/>
+                <w:rFonts w:ascii="Arial" w:hAnsi="Arial" w:cs="Arial" w:eastAsia="Arial"/>
                 <w:sz w:val="21"/>
               </w:rPr>
               <w:t>The system will automatically prevent the generation of email notifications for collaborations on folders/files originating from the destination cloud.</w:t>
@@ -645,7 +645,7 @@
           <w:p>
             <w:r>
               <w:rPr>
-                <w:rFonts w:ascii="Arial" w:eastAsia="Arial" w:hAnsi="Arial" w:cs="Arial"/>
+                <w:rFonts w:ascii="Arial" w:hAnsi="Arial" w:cs="Arial" w:eastAsia="Arial"/>
                 <w:b/>
                 <w:sz w:val="21"/>
               </w:rPr>
@@ -669,7 +669,7 @@
             </w:pPr>
             <w:r>
               <w:rPr>
-                <w:rFonts w:ascii="Arial" w:eastAsia="Arial" w:hAnsi="Arial" w:cs="Arial"/>
+                <w:rFonts w:ascii="Arial" w:hAnsi="Arial" w:cs="Arial" w:eastAsia="Arial"/>
                 <w:sz w:val="21"/>
               </w:rPr>
               <w:t>If the destination cloud has a long folder path limitation, the system automatically adjusts the destination's path as per the limitation.</w:t>
@@ -694,7 +694,7 @@
           <w:p>
             <w:r>
               <w:rPr>
-                <w:rFonts w:ascii="Arial" w:eastAsia="Arial" w:hAnsi="Arial" w:cs="Arial"/>
+                <w:rFonts w:ascii="Arial" w:hAnsi="Arial" w:cs="Arial" w:eastAsia="Arial"/>
                 <w:b/>
                 <w:sz w:val="21"/>
               </w:rPr>
@@ -718,7 +718,7 @@
             </w:pPr>
             <w:r>
               <w:rPr>
-                <w:rFonts w:ascii="Arial" w:eastAsia="Arial" w:hAnsi="Arial" w:cs="Arial"/>
+                <w:rFonts w:ascii="Arial" w:hAnsi="Arial" w:cs="Arial" w:eastAsia="Arial"/>
                 <w:sz w:val="21"/>
               </w:rPr>
               <w:t>Conflicts will be re-</w:t>
@@ -726,7 +726,7 @@
             <w:proofErr w:type="gramStart"/>
             <w:r>
               <w:rPr>
-                <w:rFonts w:ascii="Arial" w:eastAsia="Arial" w:hAnsi="Arial" w:cs="Arial"/>
+                <w:rFonts w:ascii="Arial" w:hAnsi="Arial" w:cs="Arial" w:eastAsia="Arial"/>
                 <w:sz w:val="21"/>
               </w:rPr>
               <w:t>tried</w:t>
@@ -734,7 +734,7 @@
             <w:proofErr w:type="gramEnd"/>
             <w:r>
               <w:rPr>
-                <w:rFonts w:ascii="Arial" w:eastAsia="Arial" w:hAnsi="Arial" w:cs="Arial"/>
+                <w:rFonts w:ascii="Arial" w:hAnsi="Arial" w:cs="Arial" w:eastAsia="Arial"/>
                 <w:sz w:val="21"/>
               </w:rPr>
               <w:t xml:space="preserve"> three times automatically.</w:t>
@@ -759,7 +759,7 @@
           <w:p>
             <w:r>
               <w:rPr>
-                <w:rFonts w:ascii="Arial" w:eastAsia="Arial" w:hAnsi="Arial" w:cs="Arial"/>
+                <w:rFonts w:ascii="Arial" w:hAnsi="Arial" w:cs="Arial" w:eastAsia="Arial"/>
                 <w:b/>
                 <w:sz w:val="21"/>
               </w:rPr>
@@ -783,7 +783,7 @@
             </w:pPr>
             <w:r>
               <w:rPr>
-                <w:rFonts w:ascii="Arial" w:eastAsia="Arial" w:hAnsi="Arial" w:cs="Arial"/>
+                <w:rFonts w:ascii="Arial" w:hAnsi="Arial" w:cs="Arial" w:eastAsia="Arial"/>
                 <w:sz w:val="21"/>
               </w:rPr>
               <w:t>The system retains the addresses of links present within a file, which point to other files in the cloud. These links' addresses will be transformed into appropriate destination formats during Migration.</w:t>
@@ -808,7 +808,7 @@
           <w:p>
             <w:r>
               <w:rPr>
-                <w:rFonts w:ascii="Arial" w:eastAsia="Arial" w:hAnsi="Arial" w:cs="Arial"/>
+                <w:rFonts w:ascii="Arial" w:hAnsi="Arial" w:cs="Arial" w:eastAsia="Arial"/>
                 <w:b/>
                 <w:sz w:val="21"/>
               </w:rPr>
@@ -833,7 +833,7 @@
             </w:pPr>
             <w:r>
               <w:rPr>
-                <w:rFonts w:ascii="Arial" w:eastAsia="Arial" w:hAnsi="Arial" w:cs="Arial"/>
+                <w:rFonts w:ascii="Arial" w:hAnsi="Arial" w:cs="Arial" w:eastAsia="Arial"/>
                 <w:sz w:val="21"/>
               </w:rPr>
               <w:t>Migration of selective versions of files from source to destination. If we opt for five, the last five versions will get migrates to the destination.</w:t>
@@ -858,7 +858,7 @@
           <w:p>
             <w:r>
               <w:rPr>
-                <w:rFonts w:ascii="Arial" w:eastAsia="Arial" w:hAnsi="Arial" w:cs="Arial"/>
+                <w:rFonts w:ascii="Arial" w:hAnsi="Arial" w:cs="Arial" w:eastAsia="Arial"/>
                 <w:b/>
                 <w:sz w:val="21"/>
               </w:rPr>
@@ -882,7 +882,7 @@
             </w:pPr>
             <w:r>
               <w:rPr>
-                <w:rFonts w:ascii="Arial" w:eastAsia="Arial" w:hAnsi="Arial" w:cs="Arial"/>
+                <w:rFonts w:ascii="Arial" w:hAnsi="Arial" w:cs="Arial" w:eastAsia="Arial"/>
                 <w:sz w:val="21"/>
               </w:rPr>
               <w:t>Migration of all file versions from source to destination.</w:t>
@@ -936,7 +936,7 @@
             </w:pPr>
             <w:r>
               <w:rPr>
-                <w:rFonts w:ascii="Arial" w:eastAsia="Arial" w:hAnsi="Arial" w:cs="Arial"/>
+                <w:rFonts w:ascii="Arial" w:hAnsi="Arial" w:cs="Arial" w:eastAsia="Arial"/>
                 <w:b/>
                 <w:sz w:val="21"/>
               </w:rPr>
@@ -965,9 +965,9 @@
             </w:pPr>
             <w:r>
               <w:rPr>
-                <w:rFonts w:ascii="Arial" w:eastAsia="Arial" w:hAnsi="Arial" w:cs="Arial"/>
-                <w:b/>
-                <w:sz w:val="19"/>
+                <w:rFonts w:ascii="Arial" w:hAnsi="Arial" w:cs="Arial" w:eastAsia="Arial"/>
+                <w:b/>
+                <w:sz w:val="21"/>
               </w:rPr>
               <w:t>Preserving File/Folder structure</w:t>
             </w:r>
@@ -987,16 +987,16 @@
             <w:proofErr w:type="spellStart"/>
             <w:r>
               <w:rPr>
-                <w:rFonts w:ascii="Arial" w:eastAsia="Arial" w:hAnsi="Arial" w:cs="Arial"/>
-                <w:sz w:val="19"/>
+                <w:rFonts w:ascii="Arial" w:hAnsi="Arial" w:cs="Arial" w:eastAsia="Arial"/>
+                <w:sz w:val="21"/>
               </w:rPr>
               <w:t>CloudFuze</w:t>
             </w:r>
             <w:proofErr w:type="spellEnd"/>
             <w:r>
               <w:rPr>
-                <w:rFonts w:ascii="Arial" w:eastAsia="Arial" w:hAnsi="Arial" w:cs="Arial"/>
-                <w:sz w:val="19"/>
+                <w:rFonts w:ascii="Arial" w:hAnsi="Arial" w:cs="Arial" w:eastAsia="Arial"/>
+                <w:sz w:val="21"/>
               </w:rPr>
               <w:t xml:space="preserve"> ensures the seamless migration of the data from the source cloud to destination, preserving the accuracy and integrity of the data structure.</w:t>
             </w:r>
@@ -1023,9 +1023,9 @@
             </w:pPr>
             <w:r>
               <w:rPr>
-                <w:rFonts w:ascii="Arial" w:eastAsia="Arial" w:hAnsi="Arial" w:cs="Arial"/>
-                <w:b/>
-                <w:sz w:val="19"/>
+                <w:rFonts w:ascii="Arial" w:hAnsi="Arial" w:cs="Arial" w:eastAsia="Arial"/>
+                <w:b/>
+                <w:sz w:val="21"/>
               </w:rPr>
               <w:t>Onetime</w:t>
             </w:r>
@@ -1045,8 +1045,8 @@
           <w:p>
             <w:r>
               <w:rPr>
-                <w:rFonts w:ascii="Arial" w:eastAsia="Arial" w:hAnsi="Arial" w:cs="Arial"/>
-                <w:sz w:val="19"/>
+                <w:rFonts w:ascii="Arial" w:hAnsi="Arial" w:cs="Arial" w:eastAsia="Arial"/>
+                <w:sz w:val="21"/>
               </w:rPr>
               <w:t>The initial data migration from source to destination is considered as One-time migration.</w:t>
             </w:r>
@@ -1073,9 +1073,9 @@
             </w:pPr>
             <w:r>
               <w:rPr>
-                <w:rFonts w:ascii="Arial" w:eastAsia="Arial" w:hAnsi="Arial" w:cs="Arial"/>
-                <w:b/>
-                <w:sz w:val="19"/>
+                <w:rFonts w:ascii="Arial" w:hAnsi="Arial" w:cs="Arial" w:eastAsia="Arial"/>
+                <w:b/>
+                <w:sz w:val="21"/>
               </w:rPr>
               <w:t>Delta</w:t>
             </w:r>
@@ -1094,8 +1094,8 @@
           <w:p>
             <w:r>
               <w:rPr>
-                <w:rFonts w:ascii="Arial" w:eastAsia="Arial" w:hAnsi="Arial" w:cs="Arial"/>
-                <w:sz w:val="19"/>
+                <w:rFonts w:ascii="Arial" w:hAnsi="Arial" w:cs="Arial" w:eastAsia="Arial"/>
+                <w:sz w:val="21"/>
               </w:rPr>
               <w:t>Migration of incremental changes made in source during the onetime migration.</w:t>
             </w:r>
@@ -1122,9 +1122,9 @@
             </w:pPr>
             <w:r>
               <w:rPr>
-                <w:rFonts w:ascii="Arial" w:eastAsia="Arial" w:hAnsi="Arial" w:cs="Arial"/>
-                <w:b/>
-                <w:sz w:val="19"/>
+                <w:rFonts w:ascii="Arial" w:hAnsi="Arial" w:cs="Arial" w:eastAsia="Arial"/>
+                <w:b/>
+                <w:sz w:val="21"/>
               </w:rPr>
               <w:t>Root Folder Permissions</w:t>
             </w:r>
@@ -1144,16 +1144,16 @@
             <w:proofErr w:type="spellStart"/>
             <w:r>
               <w:rPr>
-                <w:rFonts w:ascii="Arial" w:eastAsia="Arial" w:hAnsi="Arial" w:cs="Arial"/>
-                <w:sz w:val="19"/>
+                <w:rFonts w:ascii="Arial" w:hAnsi="Arial" w:cs="Arial" w:eastAsia="Arial"/>
+                <w:sz w:val="21"/>
               </w:rPr>
               <w:t>CloudFuze</w:t>
             </w:r>
             <w:proofErr w:type="spellEnd"/>
             <w:r>
               <w:rPr>
-                <w:rFonts w:ascii="Arial" w:eastAsia="Arial" w:hAnsi="Arial" w:cs="Arial"/>
-                <w:sz w:val="19"/>
+                <w:rFonts w:ascii="Arial" w:hAnsi="Arial" w:cs="Arial" w:eastAsia="Arial"/>
+                <w:sz w:val="21"/>
               </w:rPr>
               <w:t xml:space="preserve"> preserves all root folder permissions along with access levels.</w:t>
             </w:r>
@@ -1180,9 +1180,9 @@
             </w:pPr>
             <w:r>
               <w:rPr>
-                <w:rFonts w:ascii="Arial" w:eastAsia="Arial" w:hAnsi="Arial" w:cs="Arial"/>
-                <w:b/>
-                <w:sz w:val="19"/>
+                <w:rFonts w:ascii="Arial" w:hAnsi="Arial" w:cs="Arial" w:eastAsia="Arial"/>
+                <w:b/>
+                <w:sz w:val="21"/>
               </w:rPr>
               <w:t>Root File Permissions</w:t>
             </w:r>
@@ -1202,16 +1202,16 @@
             <w:proofErr w:type="spellStart"/>
             <w:r>
               <w:rPr>
-                <w:rFonts w:ascii="Arial" w:eastAsia="Arial" w:hAnsi="Arial" w:cs="Arial"/>
-                <w:sz w:val="19"/>
+                <w:rFonts w:ascii="Arial" w:hAnsi="Arial" w:cs="Arial" w:eastAsia="Arial"/>
+                <w:sz w:val="21"/>
               </w:rPr>
               <w:t>CloudFuze</w:t>
             </w:r>
             <w:proofErr w:type="spellEnd"/>
             <w:r>
               <w:rPr>
-                <w:rFonts w:ascii="Arial" w:eastAsia="Arial" w:hAnsi="Arial" w:cs="Arial"/>
-                <w:sz w:val="19"/>
+                <w:rFonts w:ascii="Arial" w:hAnsi="Arial" w:cs="Arial" w:eastAsia="Arial"/>
+                <w:sz w:val="21"/>
               </w:rPr>
               <w:t xml:space="preserve"> preserves all Root file permissions along with access levels.</w:t>
             </w:r>
@@ -1239,9 +1239,9 @@
             </w:pPr>
             <w:r>
               <w:rPr>
-                <w:rFonts w:ascii="Arial" w:eastAsia="Arial" w:hAnsi="Arial" w:cs="Arial"/>
-                <w:b/>
-                <w:sz w:val="19"/>
+                <w:rFonts w:ascii="Arial" w:hAnsi="Arial" w:cs="Arial" w:eastAsia="Arial"/>
+                <w:b/>
+                <w:sz w:val="21"/>
               </w:rPr>
               <w:t>Sub-folder permissions</w:t>
             </w:r>
@@ -1262,16 +1262,16 @@
             <w:proofErr w:type="spellStart"/>
             <w:r>
               <w:rPr>
-                <w:rFonts w:ascii="Arial" w:eastAsia="Arial" w:hAnsi="Arial" w:cs="Arial"/>
-                <w:sz w:val="19"/>
+                <w:rFonts w:ascii="Arial" w:hAnsi="Arial" w:cs="Arial" w:eastAsia="Arial"/>
+                <w:sz w:val="21"/>
               </w:rPr>
               <w:t>CloudFuze</w:t>
             </w:r>
             <w:proofErr w:type="spellEnd"/>
             <w:r>
               <w:rPr>
-                <w:rFonts w:ascii="Arial" w:eastAsia="Arial" w:hAnsi="Arial" w:cs="Arial"/>
-                <w:sz w:val="19"/>
+                <w:rFonts w:ascii="Arial" w:hAnsi="Arial" w:cs="Arial" w:eastAsia="Arial"/>
+                <w:sz w:val="21"/>
               </w:rPr>
               <w:t xml:space="preserve"> preserves all subfolder permissions along with access levels.</w:t>
             </w:r>
@@ -1298,9 +1298,9 @@
             </w:pPr>
             <w:r>
               <w:rPr>
-                <w:rFonts w:ascii="Arial" w:eastAsia="Arial" w:hAnsi="Arial" w:cs="Arial"/>
-                <w:b/>
-                <w:sz w:val="19"/>
+                <w:rFonts w:ascii="Arial" w:hAnsi="Arial" w:cs="Arial" w:eastAsia="Arial"/>
+                <w:b/>
+                <w:sz w:val="21"/>
               </w:rPr>
               <w:t>External Shares</w:t>
             </w:r>
@@ -1320,16 +1320,16 @@
             <w:proofErr w:type="spellStart"/>
             <w:r>
               <w:rPr>
-                <w:rFonts w:ascii="Arial" w:eastAsia="Arial" w:hAnsi="Arial" w:cs="Arial"/>
-                <w:sz w:val="19"/>
+                <w:rFonts w:ascii="Arial" w:hAnsi="Arial" w:cs="Arial" w:eastAsia="Arial"/>
+                <w:sz w:val="21"/>
               </w:rPr>
               <w:t>CloudFuze</w:t>
             </w:r>
             <w:proofErr w:type="spellEnd"/>
             <w:r>
               <w:rPr>
-                <w:rFonts w:ascii="Arial" w:eastAsia="Arial" w:hAnsi="Arial" w:cs="Arial"/>
-                <w:sz w:val="19"/>
+                <w:rFonts w:ascii="Arial" w:hAnsi="Arial" w:cs="Arial" w:eastAsia="Arial"/>
+                <w:sz w:val="21"/>
               </w:rPr>
               <w:t xml:space="preserve"> can migrate external permissions (Files/Folders shared with people of outside organizations) of files/folders to the destination along with access levels.</w:t>
             </w:r>
@@ -1356,9 +1356,9 @@
             </w:pPr>
             <w:r>
               <w:rPr>
-                <w:rFonts w:ascii="Arial" w:eastAsia="Arial" w:hAnsi="Arial" w:cs="Arial"/>
-                <w:b/>
-                <w:sz w:val="19"/>
+                <w:rFonts w:ascii="Arial" w:hAnsi="Arial" w:cs="Arial" w:eastAsia="Arial"/>
+                <w:b/>
+                <w:sz w:val="21"/>
               </w:rPr>
               <w:t>Metadata</w:t>
             </w:r>
@@ -1378,8 +1378,8 @@
           <w:p>
             <w:r>
               <w:rPr>
-                <w:rFonts w:ascii="Arial" w:eastAsia="Arial" w:hAnsi="Arial" w:cs="Arial"/>
-                <w:sz w:val="19"/>
+                <w:rFonts w:ascii="Arial" w:hAnsi="Arial" w:cs="Arial" w:eastAsia="Arial"/>
+                <w:sz w:val="21"/>
               </w:rPr>
               <w:t>Maintaining the original timestamps, including creation and modification dates and times, when transferring data to the destination cloud.</w:t>
             </w:r>
@@ -1406,9 +1406,9 @@
             </w:pPr>
             <w:r>
               <w:rPr>
-                <w:rFonts w:ascii="Arial" w:eastAsia="Arial" w:hAnsi="Arial" w:cs="Arial"/>
-                <w:b/>
-                <w:sz w:val="19"/>
+                <w:rFonts w:ascii="Arial" w:hAnsi="Arial" w:cs="Arial" w:eastAsia="Arial"/>
+                <w:b/>
+                <w:sz w:val="21"/>
               </w:rPr>
               <w:t>Version History</w:t>
             </w:r>
@@ -1427,8 +1427,8 @@
           <w:p>
             <w:r>
               <w:rPr>
-                <w:rFonts w:ascii="Arial" w:eastAsia="Arial" w:hAnsi="Arial" w:cs="Arial"/>
-                <w:sz w:val="19"/>
+                <w:rFonts w:ascii="Arial" w:hAnsi="Arial" w:cs="Arial" w:eastAsia="Arial"/>
+                <w:sz w:val="21"/>
               </w:rPr>
               <w:t>Migration of all file versions from source to destination.</w:t>
             </w:r>
@@ -1455,9 +1455,9 @@
             </w:pPr>
             <w:r>
               <w:rPr>
-                <w:rFonts w:ascii="Arial" w:eastAsia="Arial" w:hAnsi="Arial" w:cs="Arial"/>
-                <w:b/>
-                <w:sz w:val="19"/>
+                <w:rFonts w:ascii="Arial" w:hAnsi="Arial" w:cs="Arial" w:eastAsia="Arial"/>
+                <w:b/>
+                <w:sz w:val="21"/>
               </w:rPr>
               <w:t>Selective Versions</w:t>
             </w:r>
@@ -1476,8 +1476,8 @@
           <w:p>
             <w:r>
               <w:rPr>
-                <w:rFonts w:ascii="Arial" w:eastAsia="Arial" w:hAnsi="Arial" w:cs="Arial"/>
-                <w:sz w:val="19"/>
+                <w:rFonts w:ascii="Arial" w:hAnsi="Arial" w:cs="Arial" w:eastAsia="Arial"/>
+                <w:sz w:val="21"/>
               </w:rPr>
               <w:t>Migration of selective versions of files from source to destination. If we opt for five, the last five versions will get migrates to the destination.</w:t>
             </w:r>
@@ -1504,9 +1504,9 @@
             </w:pPr>
             <w:r>
               <w:rPr>
-                <w:rFonts w:ascii="Arial" w:eastAsia="Arial" w:hAnsi="Arial" w:cs="Arial"/>
-                <w:b/>
-                <w:sz w:val="19"/>
+                <w:rFonts w:ascii="Arial" w:hAnsi="Arial" w:cs="Arial" w:eastAsia="Arial"/>
+                <w:b/>
+                <w:sz w:val="21"/>
               </w:rPr>
               <w:t>Special Characters Replacement</w:t>
             </w:r>
@@ -1525,8 +1525,8 @@
           <w:p>
             <w:r>
               <w:rPr>
-                <w:rFonts w:ascii="Arial" w:eastAsia="Arial" w:hAnsi="Arial" w:cs="Arial"/>
-                <w:sz w:val="19"/>
+                <w:rFonts w:ascii="Arial" w:hAnsi="Arial" w:cs="Arial" w:eastAsia="Arial"/>
+                <w:sz w:val="21"/>
               </w:rPr>
               <w:t>Special characters not supported by the destination cloud will be automatically replaced with underscores (_) or hyphens (-). This ensures that the integrity of the data is maintained during the migration process.</w:t>
             </w:r>
@@ -1553,9 +1553,9 @@
             </w:pPr>
             <w:r>
               <w:rPr>
-                <w:rFonts w:ascii="Arial" w:eastAsia="Arial" w:hAnsi="Arial" w:cs="Arial"/>
-                <w:b/>
-                <w:sz w:val="19"/>
+                <w:rFonts w:ascii="Arial" w:hAnsi="Arial" w:cs="Arial" w:eastAsia="Arial"/>
+                <w:b/>
+                <w:sz w:val="21"/>
               </w:rPr>
               <w:t>Long-File/folder path</w:t>
             </w:r>
@@ -1575,8 +1575,8 @@
           <w:p>
             <w:r>
               <w:rPr>
-                <w:rFonts w:ascii="Arial" w:eastAsia="Arial" w:hAnsi="Arial" w:cs="Arial"/>
-                <w:sz w:val="19"/>
+                <w:rFonts w:ascii="Arial" w:hAnsi="Arial" w:cs="Arial" w:eastAsia="Arial"/>
+                <w:sz w:val="21"/>
               </w:rPr>
               <w:t>If the destination cloud has a long folder path limitation, the system automatically adjusts the destination's path as per the limitation.</w:t>
             </w:r>
@@ -1603,9 +1603,9 @@
             </w:pPr>
             <w:r>
               <w:rPr>
-                <w:rFonts w:ascii="Arial" w:eastAsia="Arial" w:hAnsi="Arial" w:cs="Arial"/>
-                <w:b/>
-                <w:sz w:val="19"/>
+                <w:rFonts w:ascii="Arial" w:hAnsi="Arial" w:cs="Arial" w:eastAsia="Arial"/>
+                <w:b/>
+                <w:sz w:val="21"/>
               </w:rPr>
               <w:t>Auto-Retry</w:t>
             </w:r>
@@ -1624,8 +1624,8 @@
           <w:p>
             <w:r>
               <w:rPr>
-                <w:rFonts w:ascii="Arial" w:eastAsia="Arial" w:hAnsi="Arial" w:cs="Arial"/>
-                <w:sz w:val="19"/>
+                <w:rFonts w:ascii="Arial" w:hAnsi="Arial" w:cs="Arial" w:eastAsia="Arial"/>
+                <w:sz w:val="21"/>
               </w:rPr>
               <w:t>The system will automatically prevent the generation of email notifications for collaborations on folders/files originating from the destination cloud.</w:t>
             </w:r>
@@ -1652,9 +1652,9 @@
             </w:pPr>
             <w:r>
               <w:rPr>
-                <w:rFonts w:ascii="Arial" w:eastAsia="Arial" w:hAnsi="Arial" w:cs="Arial"/>
-                <w:b/>
-                <w:sz w:val="19"/>
+                <w:rFonts w:ascii="Arial" w:hAnsi="Arial" w:cs="Arial" w:eastAsia="Arial"/>
+                <w:b/>
+                <w:sz w:val="21"/>
               </w:rPr>
               <w:t>Suppress email notifications</w:t>
             </w:r>
@@ -1674,8 +1674,8 @@
           <w:p>
             <w:r>
               <w:rPr>
-                <w:rFonts w:ascii="Arial" w:eastAsia="Arial" w:hAnsi="Arial" w:cs="Arial"/>
-                <w:sz w:val="19"/>
+                <w:rFonts w:ascii="Arial" w:hAnsi="Arial" w:cs="Arial" w:eastAsia="Arial"/>
+                <w:sz w:val="21"/>
               </w:rPr>
               <w:t>The system will automatically prevent the generation of email notifications for collaborations on folders/files originating from the destination cloud.</w:t>
             </w:r>
@@ -1702,9 +1702,9 @@
             </w:pPr>
             <w:r>
               <w:rPr>
-                <w:rFonts w:ascii="Arial" w:eastAsia="Arial" w:hAnsi="Arial" w:cs="Arial"/>
-                <w:b/>
-                <w:sz w:val="19"/>
+                <w:rFonts w:ascii="Arial" w:hAnsi="Arial" w:cs="Arial" w:eastAsia="Arial"/>
+                <w:b/>
+                <w:sz w:val="21"/>
               </w:rPr>
               <w:lastRenderedPageBreak/>
               <w:t>Embedded Links</w:t>
@@ -1724,8 +1724,8 @@
           <w:p>
             <w:r>
               <w:rPr>
-                <w:rFonts w:ascii="Arial" w:eastAsia="Arial" w:hAnsi="Arial" w:cs="Arial"/>
-                <w:sz w:val="19"/>
+                <w:rFonts w:ascii="Arial" w:hAnsi="Arial" w:cs="Arial" w:eastAsia="Arial"/>
+                <w:sz w:val="21"/>
               </w:rPr>
               <w:t>The system retains the addresses of links present within a file, which point to other files in the cloud. These links' addresses will be transformed into appropriate destination formats during Migration.</w:t>
             </w:r>
@@ -1748,10 +1748,10 @@
   <w:docDefaults>
     <w:rPrDefault>
       <w:rPr>
-        <w:rFonts w:asciiTheme="minorHAnsi" w:eastAsiaTheme="minorEastAsia" w:hAnsiTheme="minorHAnsi" w:cstheme="minorBidi"/>
+        <w:rFonts w:ascii="Arial" w:hAnsi="Arial" w:cs="Arial" w:eastAsia="Arial"/>
         <w:kern w:val="2"/>
-        <w:sz w:val="24"/>
-        <w:szCs w:val="24"/>
+        <w:sz w:val="21"/>
+        <w:szCs w:val="21"/>
         <w:lang w:val="en-IN" w:eastAsia="en-IN" w:bidi="ar-SA"/>
         <w14:ligatures w14:val="standardContextual"/>
       </w:rPr>
@@ -2147,9 +2147,9 @@
       <w:spacing w:line="259" w:lineRule="auto"/>
     </w:pPr>
     <w:rPr>
-      <w:rFonts w:ascii="Calibri" w:eastAsia="Calibri" w:hAnsi="Calibri" w:cs="Calibri"/>
+      <w:rFonts w:ascii="Arial" w:hAnsi="Arial" w:cs="Arial" w:eastAsia="Arial"/>
       <w:color w:val="000000"/>
-      <w:sz w:val="22"/>
+      <w:sz w:val="21"/>
     </w:rPr>
   </w:style>
   <w:style w:type="character" w:default="1" w:styleId="DefaultParagraphFont">
